--- a/documents/diplomatic/015/transcription.docx
+++ b/documents/diplomatic/015/transcription.docx
@@ -24,12 +24,16 @@
       <w:pPr>
         <w:rPr>
           <w:rFonts w:ascii="Times New Roman" w:cs="Times New Roman" w:eastAsia="Times New Roman" w:hAnsi="Times New Roman"/>
-          <w:color w:val="000000"/>
-        </w:rPr>
-      </w:pPr>
-      <w:r>
-        <w:rPr>
-          <w:rFonts w:ascii="Times New Roman" w:cs="Times New Roman" w:eastAsia="Times New Roman" w:hAnsi="Times New Roman"/>
+          <w:b w:val="1"/>
+          <w:bCs w:val="1"/>
+          <w:color w:val="000000"/>
+        </w:rPr>
+      </w:pPr>
+      <w:r>
+        <w:rPr>
+          <w:rFonts w:ascii="Times New Roman" w:cs="Times New Roman" w:eastAsia="Times New Roman" w:hAnsi="Times New Roman"/>
+          <w:b w:val="1"/>
+          <w:bCs w:val="1"/>
           <w:color w:val="000000"/>
           <w:rtl w:val="0"/>
         </w:rPr>
@@ -51,6 +55,8 @@
       <w:r>
         <w:rPr>
           <w:rFonts w:ascii="Times New Roman" w:cs="Times New Roman" w:eastAsia="Times New Roman" w:hAnsi="Times New Roman"/>
+          <w:b w:val="1"/>
+          <w:bCs w:val="1"/>
           <w:color w:val="000000"/>
           <w:rtl w:val="0"/>
         </w:rPr>
@@ -61,6 +67,8 @@
       <w:r>
         <w:rPr>
           <w:rFonts w:ascii="Times New Roman" w:cs="Times New Roman" w:eastAsia="Times New Roman" w:hAnsi="Times New Roman"/>
+          <w:b w:val="1"/>
+          <w:bCs w:val="1"/>
           <w:rtl w:val="0"/>
         </w:rPr>
         <w:t xml:space="preserve">e</w:t>
@@ -68,6 +76,8 @@
       <w:r>
         <w:rPr>
           <w:rFonts w:ascii="Times New Roman" w:cs="Times New Roman" w:eastAsia="Times New Roman" w:hAnsi="Times New Roman"/>
+          <w:b w:val="1"/>
+          <w:bCs w:val="1"/>
           <w:color w:val="000000"/>
           <w:rtl w:val="0"/>
         </w:rPr>
@@ -470,6 +480,8 @@
       <w:r>
         <w:rPr>
           <w:rFonts w:ascii="Times New Roman" w:cs="Times New Roman" w:eastAsia="Times New Roman" w:hAnsi="Times New Roman"/>
+          <w:b w:val="1"/>
+          <w:bCs w:val="1"/>
           <w:color w:val="000000"/>
           <w:rtl w:val="0"/>
         </w:rPr>
@@ -490,12 +502,16 @@
       <w:pPr>
         <w:rPr>
           <w:rFonts w:ascii="Times New Roman" w:cs="Times New Roman" w:eastAsia="Times New Roman" w:hAnsi="Times New Roman"/>
-          <w:color w:val="000000"/>
-        </w:rPr>
-      </w:pPr>
-      <w:r>
-        <w:rPr>
-          <w:rFonts w:ascii="Times New Roman" w:cs="Times New Roman" w:eastAsia="Times New Roman" w:hAnsi="Times New Roman"/>
+          <w:b w:val="1"/>
+          <w:bCs w:val="1"/>
+          <w:color w:val="000000"/>
+        </w:rPr>
+      </w:pPr>
+      <w:r>
+        <w:rPr>
+          <w:rFonts w:ascii="Times New Roman" w:cs="Times New Roman" w:eastAsia="Times New Roman" w:hAnsi="Times New Roman"/>
+          <w:b w:val="1"/>
+          <w:bCs w:val="1"/>
           <w:color w:val="000000"/>
           <w:rtl w:val="0"/>
         </w:rPr>
@@ -504,6 +520,8 @@
       <w:r>
         <w:rPr>
           <w:rFonts w:ascii="Times New Roman" w:cs="Times New Roman" w:eastAsia="Times New Roman" w:hAnsi="Times New Roman"/>
+          <w:b w:val="1"/>
+          <w:bCs w:val="1"/>
           <w:rtl w:val="0"/>
         </w:rPr>
         <w:t xml:space="preserve">accuser de la réception</w:t>
@@ -511,6 +529,8 @@
       <w:r>
         <w:rPr>
           <w:rFonts w:ascii="Times New Roman" w:cs="Times New Roman" w:eastAsia="Times New Roman" w:hAnsi="Times New Roman"/>
+          <w:b w:val="1"/>
+          <w:bCs w:val="1"/>
           <w:color w:val="000000"/>
           <w:rtl w:val="0"/>
         </w:rPr>
@@ -1022,12 +1042,16 @@
       <w:pPr>
         <w:rPr>
           <w:rFonts w:ascii="Times New Roman" w:cs="Times New Roman" w:eastAsia="Times New Roman" w:hAnsi="Times New Roman"/>
-          <w:color w:val="000000"/>
-        </w:rPr>
-      </w:pPr>
-      <w:r>
-        <w:rPr>
-          <w:rFonts w:ascii="Times New Roman" w:cs="Times New Roman" w:eastAsia="Times New Roman" w:hAnsi="Times New Roman"/>
+          <w:b w:val="1"/>
+          <w:bCs w:val="1"/>
+          <w:color w:val="000000"/>
+        </w:rPr>
+      </w:pPr>
+      <w:r>
+        <w:rPr>
+          <w:rFonts w:ascii="Times New Roman" w:cs="Times New Roman" w:eastAsia="Times New Roman" w:hAnsi="Times New Roman"/>
+          <w:b w:val="1"/>
+          <w:bCs w:val="1"/>
           <w:color w:val="000000"/>
           <w:rtl w:val="0"/>
         </w:rPr>
@@ -1043,11 +1067,15 @@
       <w:pPr>
         <w:rPr>
           <w:rFonts w:ascii="Times New Roman" w:cs="Times New Roman" w:eastAsia="Times New Roman" w:hAnsi="Times New Roman"/>
-        </w:rPr>
-      </w:pPr>
-      <w:r>
-        <w:rPr>
-          <w:rFonts w:ascii="Times New Roman" w:cs="Times New Roman" w:eastAsia="Times New Roman" w:hAnsi="Times New Roman"/>
+          <w:b w:val="1"/>
+          <w:bCs w:val="1"/>
+        </w:rPr>
+      </w:pPr>
+      <w:r>
+        <w:rPr>
+          <w:rFonts w:ascii="Times New Roman" w:cs="Times New Roman" w:eastAsia="Times New Roman" w:hAnsi="Times New Roman"/>
+          <w:b w:val="1"/>
+          <w:bCs w:val="1"/>
           <w:color w:val="000000"/>
           <w:rtl w:val="0"/>
         </w:rPr>
@@ -1068,6 +1096,8 @@
       <w:r>
         <w:rPr>
           <w:rFonts w:ascii="Times New Roman" w:cs="Times New Roman" w:eastAsia="Times New Roman" w:hAnsi="Times New Roman"/>
+          <w:b w:val="1"/>
+          <w:bCs w:val="1"/>
           <w:rtl w:val="0"/>
         </w:rPr>
         <w:t xml:space="preserve">cas où</w:t>
@@ -1075,6 +1105,8 @@
       <w:r>
         <w:rPr>
           <w:rFonts w:ascii="Times New Roman" w:cs="Times New Roman" w:eastAsia="Times New Roman" w:hAnsi="Times New Roman"/>
+          <w:b w:val="1"/>
+          <w:bCs w:val="1"/>
           <w:color w:val="000000"/>
           <w:rtl w:val="0"/>
         </w:rPr>
